--- a/Использованные ссылки.docx
+++ b/Использованные ссылки.docx
@@ -3,106 +3,207 @@
 <w:document xmlns:wpc="http://schemas.microsoft.com/office/word/2010/wordprocessingCanvas" xmlns:cx="http://schemas.microsoft.com/office/drawing/2014/chartex" xmlns:cx1="http://schemas.microsoft.com/office/drawing/2015/9/8/chartex" xmlns:cx2="http://schemas.microsoft.com/office/drawing/2015/10/21/chartex" xmlns:cx3="http://schemas.microsoft.com/office/drawing/2016/5/9/chartex" xmlns:cx4="http://schemas.microsoft.com/office/drawing/2016/5/10/chartex" xmlns:cx5="http://schemas.microsoft.com/office/drawing/2016/5/11/chartex" xmlns:cx6="http://schemas.microsoft.com/office/drawing/2016/5/12/chartex" xmlns:cx7="http://schemas.microsoft.com/office/drawing/2016/5/13/chartex" xmlns:cx8="http://schemas.microsoft.com/office/drawing/2016/5/14/chartex" xmlns:mc="http://schemas.openxmlformats.org/markup-compatibility/2006" xmlns:aink="http://schemas.microsoft.com/office/drawing/2016/ink" xmlns:am3d="http://schemas.microsoft.com/office/drawing/2017/model3d" xmlns:o="urn:schemas-microsoft-com:office:office" xmlns:oel="http://schemas.microsoft.com/office/2019/extlst" xmlns:r="http://schemas.openxmlformats.org/officeDocument/2006/relationships" xmlns:m="http://schemas.openxmlformats.org/officeDocument/2006/math" xmlns:v="urn:schemas-microsoft-com:vml" xmlns:wp14="http://schemas.microsoft.com/office/word/2010/wordprocessingDrawing" xmlns:wp="http://schemas.openxmlformats.org/drawingml/2006/wordprocessingDrawing" xmlns:w10="urn:schemas-microsoft-com:office:word" xmlns:w="http://schemas.openxmlformats.org/wordprocessingml/2006/main" xmlns:w14="http://schemas.microsoft.com/office/word/2010/wordml" xmlns:w15="http://schemas.microsoft.com/office/word/2012/wordml" xmlns:w16cex="http://schemas.microsoft.com/office/word/2018/wordml/cex" xmlns:w16cid="http://schemas.microsoft.com/office/word/2016/wordml/cid" xmlns:w16="http://schemas.microsoft.com/office/word/2018/wordml" xmlns:w16du="http://schemas.microsoft.com/office/word/2023/wordml/word16du" xmlns:w16sdtdh="http://schemas.microsoft.com/office/word/2020/wordml/sdtdatahash" xmlns:w16sdtfl="http://schemas.microsoft.com/office/word/2024/wordml/sdtformatlock" xmlns:w16se="http://schemas.microsoft.com/office/word/2015/wordml/symex" xmlns:wpg="http://schemas.microsoft.com/office/word/2010/wordprocessingGroup" xmlns:wpi="http://schemas.microsoft.com/office/word/2010/wordprocessingInk" xmlns:wne="http://schemas.microsoft.com/office/word/2006/wordml" xmlns:wps="http://schemas.microsoft.com/office/word/2010/wordprocessingShape" mc:Ignorable="w14 w15 w16se w16cid w16 w16cex w16sdtdh w16sdtfl w16du wp14">
   <w:body>
     <w:p>
-      <w:hyperlink r:id="rId4" w:history="1">
-        <w:r>
-          <w:rPr>
-            <w:rStyle w:val="ac"/>
-          </w:rPr>
-          <w:t>https://www.cnews.ru/news/line/2025-09-05_issledovanie_t-pay_rossiyane</w:t>
-        </w:r>
-      </w:hyperlink>
+      <w:proofErr w:type="spellStart"/>
+      <w:r>
+        <w:t>Дадян</w:t>
+      </w:r>
+      <w:proofErr w:type="spellEnd"/>
+      <w:r>
+        <w:t xml:space="preserve"> Э. Г. Конфигурирование и моделирование в системе «1С:Предприятие» : учебник / Э. Г. </w:t>
+      </w:r>
+      <w:proofErr w:type="spellStart"/>
+      <w:r>
+        <w:t>Дадян</w:t>
+      </w:r>
+      <w:proofErr w:type="spellEnd"/>
+      <w:r>
+        <w:t>. – Москва : Вузовский учебник : ИНФРА-М, 2023. – 417 с. – ISBN 978-5-9558-0581-8.</w:t>
+      </w:r>
     </w:p>
     <w:p>
-      <w:hyperlink r:id="rId5" w:history="1">
-        <w:r>
-          <w:rPr>
-            <w:rStyle w:val="ac"/>
-          </w:rPr>
-          <w:t>https://bikewalebhaiya.com/blog-details/catchwheel-vs-excel-sheets---why-rental-agencies-are-upgrading-to-real-software-502</w:t>
-        </w:r>
-      </w:hyperlink>
+      <w:r>
+        <w:t xml:space="preserve">Радченко М. Г. 1С:Предприятие 8.3. Практическое пособие разработчика. Примеры и типовые </w:t>
+      </w:r>
+      <w:proofErr w:type="spellStart"/>
+      <w:r>
+        <w:t>приемы</w:t>
+      </w:r>
+      <w:proofErr w:type="spellEnd"/>
+      <w:r>
+        <w:t xml:space="preserve"> / М. Г. Радченко. – Москва : 1С-Паблишинг, 2024. – 656 с. – ISBN 978-5-9677-3625-4.</w:t>
+      </w:r>
     </w:p>
     <w:p>
-      <w:hyperlink r:id="rId6" w:history="1">
-        <w:r>
-          <w:rPr>
-            <w:rStyle w:val="ac"/>
-          </w:rPr>
-          <w:t>https://realnoevremya.ru/news/354306-rynok-kiksheringa-v-rossii-vpervye-za-pyat-let-pokazal-snizhenie/print</w:t>
-        </w:r>
-      </w:hyperlink>
+      <w:r>
+        <w:t>Хрусталева Е. Ю. 1С:Предприятие 8.3. Практическое пособие разработчика. Используем 1C:EDT / Е. Ю. Хрусталева, М. Г. Радченко. – 2-е изд., стер. – Москва : 1С-Паблишинг, 2026. – ISBN 978-5-9677-3623-0.</w:t>
+      </w:r>
     </w:p>
     <w:p>
-      <w:hyperlink r:id="rId7" w:history="1">
-        <w:r>
-          <w:rPr>
-            <w:rStyle w:val="ac"/>
-          </w:rPr>
-          <w:t>https://vvmvd.ru/biznes/11831-rynok-samokatov-pokazal-snizhenie-vpervye-s-2020-goda.html</w:t>
-        </w:r>
-      </w:hyperlink>
+      <w:r>
+        <w:t>Качко А. Д. Теория и практика разработки и адаптации информационных систем на платформе «1С:Предприятие» : пособие / А. Д. Качко, Е. В. Мостовой. – 3-е изд. – Москва : 1С-Паблишинг, 2025. – 217 с. – ISBN 978-5-9677-3596-7.</w:t>
+      </w:r>
     </w:p>
     <w:p>
-      <w:hyperlink r:id="rId8" w:history="1">
-        <w:r>
-          <w:rPr>
-            <w:rStyle w:val="ac"/>
-          </w:rPr>
-          <w:t>https://adindex.ru/news/tendencies/2023/02/17/310610.phtml</w:t>
-        </w:r>
-      </w:hyperlink>
+      <w:r>
+        <w:t>Методические указания к практическим занятиям по языку программирования 1С:Предприятие 8.3. – Казань : Казанский федеральный университет, 2025.</w:t>
+      </w:r>
     </w:p>
     <w:p>
-      <w:hyperlink r:id="rId9" w:history="1">
-        <w:r>
-          <w:rPr>
-            <w:rStyle w:val="ac"/>
-          </w:rPr>
-          <w:t>https://tass.ru/ekonomika/17071731</w:t>
-        </w:r>
-      </w:hyperlink>
+      <w:r>
+        <w:t>Разработка и реализация конфигураций в системе 1С:Предприятие : учебник. – Петрозаводск : Петрозаводский государственный университет, 2020.</w:t>
+      </w:r>
     </w:p>
     <w:p>
-      <w:hyperlink r:id="rId10" w:history="1">
-        <w:r>
-          <w:rPr>
-            <w:rStyle w:val="ac"/>
-          </w:rPr>
-          <w:t>https://news.mondiara.com/categories/7/posts/151303</w:t>
-        </w:r>
-      </w:hyperlink>
+      <w:r>
+        <w:t>Никулина Н. О. Объектно-ориентированное проектирование информационных систем на платформе 1С:Предприятие : учебное пособие / Н. О. Никулина, А. Н. Набатов. – Уфа : УГАТУ, 2019. – Электронное издание.</w:t>
+      </w:r>
     </w:p>
     <w:p>
-      <w:hyperlink r:id="rId11" w:history="1">
-        <w:r>
-          <w:rPr>
-            <w:rStyle w:val="ac"/>
-          </w:rPr>
-          <w:t>https://www.niasam.ru/transport/rossiyane-perestali-arendovat-samokaty-dlya-dolgih-poezdok-260304.html</w:t>
-        </w:r>
-      </w:hyperlink>
+      <w:r>
+        <w:t>Умнова Е. Г. Моделирование бизнес-процессов с применением нотации BPMN : учебно-методическое пособие / Е. Г. Умнова. – Саратов : Вузовское образование, 2017. – ISBN 978-5-4487-0063-7.</w:t>
+      </w:r>
     </w:p>
     <w:p>
-      <w:hyperlink r:id="rId12" w:history="1">
-        <w:r>
-          <w:rPr>
-            <w:rStyle w:val="ac"/>
-          </w:rPr>
-          <w:t>https://fomag.ru/news-streem/obem-rynka-kiksheringa-rf-v-2025-godu-mozhet-vyrasti-pochti-v-tri-raza-do-39-6-mlrd-rub/</w:t>
-        </w:r>
-      </w:hyperlink>
+      <w:r>
+        <w:t>Система компоновки данных / Платформа 1С:Предприятие 8. – Москва : Фирма «1С», 2025. – URL: https://v8.1c.ru/platforma/sistema-komponovki-dannykh/ (дата обращения: 06.04.2026).</w:t>
+      </w:r>
     </w:p>
     <w:p>
-      <w:hyperlink r:id="rId13" w:history="1">
-        <w:r>
-          <w:rPr>
-            <w:rStyle w:val="ac"/>
-          </w:rPr>
-          <w:t>https://sber.pro/publication/rynok-kiksheringa-v-rossii-k-2025-godu-vyrastet-vtroe/</w:t>
-        </w:r>
-      </w:hyperlink>
+      <w:r>
+        <w:t>1С:Предприятие 8.3. Документация. – Москва : Фирма «1С», 2025. – URL: https://v8.1c.ru (дата обращения: 06.04.2026).</w:t>
+      </w:r>
     </w:p>
-    <w:p/>
+    <w:p>
+      <w:r>
+        <w:t>Блинов А. О. Реинжиниринг бизнес-процессов : учебное пособие / А. О. Блинов. – Москва : ЮНИТИ-ДАНА, 2012. – 341 с.</w:t>
+      </w:r>
+    </w:p>
+    <w:p>
+      <w:r>
+        <w:t xml:space="preserve">Громов А. И. Управление бизнес-процессами: современные методы : монография / А. И. Громов, А. </w:t>
+      </w:r>
+      <w:proofErr w:type="spellStart"/>
+      <w:r>
+        <w:t>Фляйшман</w:t>
+      </w:r>
+      <w:proofErr w:type="spellEnd"/>
+      <w:r>
+        <w:t xml:space="preserve">, В. Шмидт. – Люберцы : </w:t>
+      </w:r>
+      <w:proofErr w:type="spellStart"/>
+      <w:r>
+        <w:t>Юрайт</w:t>
+      </w:r>
+      <w:proofErr w:type="spellEnd"/>
+      <w:r>
+        <w:t>, 2016. – 367 с.</w:t>
+      </w:r>
+    </w:p>
+    <w:p>
+      <w:r>
+        <w:t xml:space="preserve">Маклаков С. В. </w:t>
+      </w:r>
+      <w:proofErr w:type="spellStart"/>
+      <w:r>
+        <w:t>BPwin</w:t>
+      </w:r>
+      <w:proofErr w:type="spellEnd"/>
+      <w:r>
+        <w:t xml:space="preserve"> и </w:t>
+      </w:r>
+      <w:proofErr w:type="spellStart"/>
+      <w:r>
+        <w:t>Erwin</w:t>
+      </w:r>
+      <w:proofErr w:type="spellEnd"/>
+      <w:r>
+        <w:t>. CASE-средства разработки информационных систем / С. В. Маклаков. – Москва : Диалог-МИФИ, 2017.</w:t>
+      </w:r>
+    </w:p>
+    <w:p>
+      <w:proofErr w:type="spellStart"/>
+      <w:r>
+        <w:t>Мартишин</w:t>
+      </w:r>
+      <w:proofErr w:type="spellEnd"/>
+      <w:r>
+        <w:t xml:space="preserve"> С. А. Базы данных : практическое применение СУБД SQL и </w:t>
+      </w:r>
+      <w:proofErr w:type="spellStart"/>
+      <w:r>
+        <w:t>NoSQL</w:t>
+      </w:r>
+      <w:proofErr w:type="spellEnd"/>
+      <w:r>
+        <w:t xml:space="preserve">-типа для проектирования информационных систем / С. А. </w:t>
+      </w:r>
+      <w:proofErr w:type="spellStart"/>
+      <w:r>
+        <w:t>Мартишин</w:t>
+      </w:r>
+      <w:proofErr w:type="spellEnd"/>
+      <w:r>
+        <w:t>, В. Л. Симонов, М. В. Храпченко. – Москва : Форум : ИНФРА-М, 2016.</w:t>
+      </w:r>
+    </w:p>
+    <w:p>
+      <w:r>
+        <w:lastRenderedPageBreak/>
+        <w:t>Исаев Г. А. Проектирование информационных систем : учебное пособие / Г. А. Исаев. – Москва : Омега-Л, 2020. – 432 с.</w:t>
+      </w:r>
+    </w:p>
+    <w:p>
+      <w:proofErr w:type="spellStart"/>
+      <w:r>
+        <w:t>Лисьев</w:t>
+      </w:r>
+      <w:proofErr w:type="spellEnd"/>
+      <w:r>
+        <w:t xml:space="preserve"> Г. А. Программное обеспечение компьютерных сетей и </w:t>
+      </w:r>
+      <w:proofErr w:type="spellStart"/>
+      <w:r>
+        <w:t>web</w:t>
+      </w:r>
+      <w:proofErr w:type="spellEnd"/>
+      <w:r>
+        <w:t xml:space="preserve">-серверов : учебное пособие / Г. А. </w:t>
+      </w:r>
+      <w:proofErr w:type="spellStart"/>
+      <w:r>
+        <w:t>Лисьев</w:t>
+      </w:r>
+      <w:proofErr w:type="spellEnd"/>
+      <w:r>
+        <w:t xml:space="preserve">, П. Ю. Романов, Ю. И. </w:t>
+      </w:r>
+      <w:proofErr w:type="spellStart"/>
+      <w:r>
+        <w:t>Аскерко</w:t>
+      </w:r>
+      <w:proofErr w:type="spellEnd"/>
+      <w:r>
+        <w:t>. – Москва : ИНФРА-М, 2019.</w:t>
+      </w:r>
+    </w:p>
+    <w:p>
+      <w:r>
+        <w:t xml:space="preserve">Варфоломеева А. О. Информационные системы предприятия : учебное пособие / А. О. Варфоломеева, А. В. Коряковский, В. П. Романов. – 2-е изд., </w:t>
+      </w:r>
+      <w:proofErr w:type="spellStart"/>
+      <w:r>
+        <w:t>перераб</w:t>
+      </w:r>
+      <w:proofErr w:type="spellEnd"/>
+      <w:r>
+        <w:t>. и доп. – Москва : ИНФРА-М, 2019. – 330 с.</w:t>
+      </w:r>
+    </w:p>
+    <w:p>
+      <w:r>
+        <w:t>Болье А. Изучаем SQL. Генерация, выборка и обработка данных / А. Болье. – Москва : Диалектика, 2021. – 400 с.</w:t>
+      </w:r>
+    </w:p>
     <w:sectPr>
       <w:pgSz w:w="11906" w:h="16838"/>
       <w:pgMar w:top="1134" w:right="850" w:bottom="1134" w:left="1701" w:header="708" w:footer="708" w:gutter="0"/>
@@ -111,6 +212,243 @@
     </w:sectPr>
   </w:body>
 </w:document>
+</file>
+
+<file path=word/numbering.xml><?xml version="1.0" encoding="utf-8"?>
+<w:numbering xmlns:wpc="http://schemas.microsoft.com/office/word/2010/wordprocessingCanvas" xmlns:cx="http://schemas.microsoft.com/office/drawing/2014/chartex" xmlns:cx1="http://schemas.microsoft.com/office/drawing/2015/9/8/chartex" xmlns:cx2="http://schemas.microsoft.com/office/drawing/2015/10/21/chartex" xmlns:cx3="http://schemas.microsoft.com/office/drawing/2016/5/9/chartex" xmlns:cx4="http://schemas.microsoft.com/office/drawing/2016/5/10/chartex" xmlns:cx5="http://schemas.microsoft.com/office/drawing/2016/5/11/chartex" xmlns:cx6="http://schemas.microsoft.com/office/drawing/2016/5/12/chartex" xmlns:cx7="http://schemas.microsoft.com/office/drawing/2016/5/13/chartex" xmlns:cx8="http://schemas.microsoft.com/office/drawing/2016/5/14/chartex" xmlns:mc="http://schemas.openxmlformats.org/markup-compatibility/2006" xmlns:aink="http://schemas.microsoft.com/office/drawing/2016/ink" xmlns:am3d="http://schemas.microsoft.com/office/drawing/2017/model3d" xmlns:o="urn:schemas-microsoft-com:office:office" xmlns:oel="http://schemas.microsoft.com/office/2019/extlst" xmlns:r="http://schemas.openxmlformats.org/officeDocument/2006/relationships" xmlns:m="http://schemas.openxmlformats.org/officeDocument/2006/math" xmlns:v="urn:schemas-microsoft-com:vml" xmlns:wp14="http://schemas.microsoft.com/office/word/2010/wordprocessingDrawing" xmlns:wp="http://schemas.openxmlformats.org/drawingml/2006/wordprocessingDrawing" xmlns:w10="urn:schemas-microsoft-com:office:word" xmlns:w="http://schemas.openxmlformats.org/wordprocessingml/2006/main" xmlns:w14="http://schemas.microsoft.com/office/word/2010/wordml" xmlns:w15="http://schemas.microsoft.com/office/word/2012/wordml" xmlns:w16cex="http://schemas.microsoft.com/office/word/2018/wordml/cex" xmlns:w16cid="http://schemas.microsoft.com/office/word/2016/wordml/cid" xmlns:w16="http://schemas.microsoft.com/office/word/2018/wordml" xmlns:w16du="http://schemas.microsoft.com/office/word/2023/wordml/word16du" xmlns:w16sdtdh="http://schemas.microsoft.com/office/word/2020/wordml/sdtdatahash" xmlns:w16sdtfl="http://schemas.microsoft.com/office/word/2024/wordml/sdtformatlock" xmlns:w16se="http://schemas.microsoft.com/office/word/2015/wordml/symex" xmlns:wpg="http://schemas.microsoft.com/office/word/2010/wordprocessingGroup" xmlns:wpi="http://schemas.microsoft.com/office/word/2010/wordprocessingInk" xmlns:wne="http://schemas.microsoft.com/office/word/2006/wordml" xmlns:wps="http://schemas.microsoft.com/office/word/2010/wordprocessingShape" mc:Ignorable="w14 w15 w16se w16cid w16 w16cex w16sdtdh w16sdtfl w16du wp14">
+  <w:abstractNum w:abstractNumId="0" w15:restartNumberingAfterBreak="0">
+    <w:nsid w:val="474C7D6C"/>
+    <w:multiLevelType w:val="multilevel"/>
+    <w:tmpl w:val="F9D86A4C"/>
+    <w:lvl w:ilvl="0">
+      <w:start w:val="1"/>
+      <w:numFmt w:val="decimal"/>
+      <w:lvlText w:val="%1."/>
+      <w:lvlJc w:val="left"/>
+      <w:pPr>
+        <w:tabs>
+          <w:tab w:val="num" w:pos="720"/>
+        </w:tabs>
+        <w:ind w:left="720" w:hanging="360"/>
+      </w:pPr>
+    </w:lvl>
+    <w:lvl w:ilvl="1" w:tentative="1">
+      <w:start w:val="1"/>
+      <w:numFmt w:val="decimal"/>
+      <w:lvlText w:val="%2."/>
+      <w:lvlJc w:val="left"/>
+      <w:pPr>
+        <w:tabs>
+          <w:tab w:val="num" w:pos="1440"/>
+        </w:tabs>
+        <w:ind w:left="1440" w:hanging="360"/>
+      </w:pPr>
+    </w:lvl>
+    <w:lvl w:ilvl="2" w:tentative="1">
+      <w:start w:val="1"/>
+      <w:numFmt w:val="decimal"/>
+      <w:lvlText w:val="%3."/>
+      <w:lvlJc w:val="left"/>
+      <w:pPr>
+        <w:tabs>
+          <w:tab w:val="num" w:pos="2160"/>
+        </w:tabs>
+        <w:ind w:left="2160" w:hanging="360"/>
+      </w:pPr>
+    </w:lvl>
+    <w:lvl w:ilvl="3" w:tentative="1">
+      <w:start w:val="1"/>
+      <w:numFmt w:val="decimal"/>
+      <w:lvlText w:val="%4."/>
+      <w:lvlJc w:val="left"/>
+      <w:pPr>
+        <w:tabs>
+          <w:tab w:val="num" w:pos="2880"/>
+        </w:tabs>
+        <w:ind w:left="2880" w:hanging="360"/>
+      </w:pPr>
+    </w:lvl>
+    <w:lvl w:ilvl="4" w:tentative="1">
+      <w:start w:val="1"/>
+      <w:numFmt w:val="decimal"/>
+      <w:lvlText w:val="%5."/>
+      <w:lvlJc w:val="left"/>
+      <w:pPr>
+        <w:tabs>
+          <w:tab w:val="num" w:pos="3600"/>
+        </w:tabs>
+        <w:ind w:left="3600" w:hanging="360"/>
+      </w:pPr>
+    </w:lvl>
+    <w:lvl w:ilvl="5" w:tentative="1">
+      <w:start w:val="1"/>
+      <w:numFmt w:val="decimal"/>
+      <w:lvlText w:val="%6."/>
+      <w:lvlJc w:val="left"/>
+      <w:pPr>
+        <w:tabs>
+          <w:tab w:val="num" w:pos="4320"/>
+        </w:tabs>
+        <w:ind w:left="4320" w:hanging="360"/>
+      </w:pPr>
+    </w:lvl>
+    <w:lvl w:ilvl="6" w:tentative="1">
+      <w:start w:val="1"/>
+      <w:numFmt w:val="decimal"/>
+      <w:lvlText w:val="%7."/>
+      <w:lvlJc w:val="left"/>
+      <w:pPr>
+        <w:tabs>
+          <w:tab w:val="num" w:pos="5040"/>
+        </w:tabs>
+        <w:ind w:left="5040" w:hanging="360"/>
+      </w:pPr>
+    </w:lvl>
+    <w:lvl w:ilvl="7" w:tentative="1">
+      <w:start w:val="1"/>
+      <w:numFmt w:val="decimal"/>
+      <w:lvlText w:val="%8."/>
+      <w:lvlJc w:val="left"/>
+      <w:pPr>
+        <w:tabs>
+          <w:tab w:val="num" w:pos="5760"/>
+        </w:tabs>
+        <w:ind w:left="5760" w:hanging="360"/>
+      </w:pPr>
+    </w:lvl>
+    <w:lvl w:ilvl="8" w:tentative="1">
+      <w:start w:val="1"/>
+      <w:numFmt w:val="decimal"/>
+      <w:lvlText w:val="%9."/>
+      <w:lvlJc w:val="left"/>
+      <w:pPr>
+        <w:tabs>
+          <w:tab w:val="num" w:pos="6480"/>
+        </w:tabs>
+        <w:ind w:left="6480" w:hanging="360"/>
+      </w:pPr>
+    </w:lvl>
+  </w:abstractNum>
+  <w:abstractNum w:abstractNumId="1" w15:restartNumberingAfterBreak="0">
+    <w:nsid w:val="66517915"/>
+    <w:multiLevelType w:val="multilevel"/>
+    <w:tmpl w:val="C1D6D9FA"/>
+    <w:lvl w:ilvl="0">
+      <w:start w:val="1"/>
+      <w:numFmt w:val="decimal"/>
+      <w:lvlText w:val="%1."/>
+      <w:lvlJc w:val="left"/>
+      <w:pPr>
+        <w:tabs>
+          <w:tab w:val="num" w:pos="720"/>
+        </w:tabs>
+        <w:ind w:left="720" w:hanging="360"/>
+      </w:pPr>
+    </w:lvl>
+    <w:lvl w:ilvl="1" w:tentative="1">
+      <w:start w:val="1"/>
+      <w:numFmt w:val="decimal"/>
+      <w:lvlText w:val="%2."/>
+      <w:lvlJc w:val="left"/>
+      <w:pPr>
+        <w:tabs>
+          <w:tab w:val="num" w:pos="1440"/>
+        </w:tabs>
+        <w:ind w:left="1440" w:hanging="360"/>
+      </w:pPr>
+    </w:lvl>
+    <w:lvl w:ilvl="2" w:tentative="1">
+      <w:start w:val="1"/>
+      <w:numFmt w:val="decimal"/>
+      <w:lvlText w:val="%3."/>
+      <w:lvlJc w:val="left"/>
+      <w:pPr>
+        <w:tabs>
+          <w:tab w:val="num" w:pos="2160"/>
+        </w:tabs>
+        <w:ind w:left="2160" w:hanging="360"/>
+      </w:pPr>
+    </w:lvl>
+    <w:lvl w:ilvl="3" w:tentative="1">
+      <w:start w:val="1"/>
+      <w:numFmt w:val="decimal"/>
+      <w:lvlText w:val="%4."/>
+      <w:lvlJc w:val="left"/>
+      <w:pPr>
+        <w:tabs>
+          <w:tab w:val="num" w:pos="2880"/>
+        </w:tabs>
+        <w:ind w:left="2880" w:hanging="360"/>
+      </w:pPr>
+    </w:lvl>
+    <w:lvl w:ilvl="4" w:tentative="1">
+      <w:start w:val="1"/>
+      <w:numFmt w:val="decimal"/>
+      <w:lvlText w:val="%5."/>
+      <w:lvlJc w:val="left"/>
+      <w:pPr>
+        <w:tabs>
+          <w:tab w:val="num" w:pos="3600"/>
+        </w:tabs>
+        <w:ind w:left="3600" w:hanging="360"/>
+      </w:pPr>
+    </w:lvl>
+    <w:lvl w:ilvl="5" w:tentative="1">
+      <w:start w:val="1"/>
+      <w:numFmt w:val="decimal"/>
+      <w:lvlText w:val="%6."/>
+      <w:lvlJc w:val="left"/>
+      <w:pPr>
+        <w:tabs>
+          <w:tab w:val="num" w:pos="4320"/>
+        </w:tabs>
+        <w:ind w:left="4320" w:hanging="360"/>
+      </w:pPr>
+    </w:lvl>
+    <w:lvl w:ilvl="6" w:tentative="1">
+      <w:start w:val="1"/>
+      <w:numFmt w:val="decimal"/>
+      <w:lvlText w:val="%7."/>
+      <w:lvlJc w:val="left"/>
+      <w:pPr>
+        <w:tabs>
+          <w:tab w:val="num" w:pos="5040"/>
+        </w:tabs>
+        <w:ind w:left="5040" w:hanging="360"/>
+      </w:pPr>
+    </w:lvl>
+    <w:lvl w:ilvl="7" w:tentative="1">
+      <w:start w:val="1"/>
+      <w:numFmt w:val="decimal"/>
+      <w:lvlText w:val="%8."/>
+      <w:lvlJc w:val="left"/>
+      <w:pPr>
+        <w:tabs>
+          <w:tab w:val="num" w:pos="5760"/>
+        </w:tabs>
+        <w:ind w:left="5760" w:hanging="360"/>
+      </w:pPr>
+    </w:lvl>
+    <w:lvl w:ilvl="8" w:tentative="1">
+      <w:start w:val="1"/>
+      <w:numFmt w:val="decimal"/>
+      <w:lvlText w:val="%9."/>
+      <w:lvlJc w:val="left"/>
+      <w:pPr>
+        <w:tabs>
+          <w:tab w:val="num" w:pos="6480"/>
+        </w:tabs>
+        <w:ind w:left="6480" w:hanging="360"/>
+      </w:pPr>
+    </w:lvl>
+  </w:abstractNum>
+  <w:num w:numId="1" w16cid:durableId="2094547398">
+    <w:abstractNumId w:val="1"/>
+  </w:num>
+  <w:num w:numId="2" w16cid:durableId="843476892">
+    <w:abstractNumId w:val="0"/>
+  </w:num>
+</w:numbering>
 </file>
 
 <file path=word/styles.xml><?xml version="1.0" encoding="utf-8"?>
@@ -716,7 +1054,6 @@
   <w:style w:type="character" w:default="1" w:styleId="a0">
     <w:name w:val="Default Paragraph Font"/>
     <w:uiPriority w:val="1"/>
-    <w:semiHidden/>
     <w:unhideWhenUsed/>
   </w:style>
   <w:style w:type="table" w:default="1" w:styleId="a1">
@@ -1051,6 +1388,20 @@
     <w:rPr>
       <w:color w:val="605E5C"/>
       <w:shd w:val="clear" w:color="auto" w:fill="E1DFDD"/>
+    </w:rPr>
+  </w:style>
+  <w:style w:type="paragraph" w:customStyle="1" w:styleId="ds-markdown-paragraph">
+    <w:name w:val="ds-markdown-paragraph"/>
+    <w:basedOn w:val="a"/>
+    <w:rsid w:val="00477E00"/>
+    <w:pPr>
+      <w:spacing w:before="100" w:beforeAutospacing="1" w:after="100" w:afterAutospacing="1" w:line="240" w:lineRule="auto"/>
+    </w:pPr>
+    <w:rPr>
+      <w:rFonts w:ascii="Times New Roman" w:eastAsia="Times New Roman" w:hAnsi="Times New Roman" w:cs="Times New Roman"/>
+      <w:kern w:val="0"/>
+      <w:lang w:eastAsia="ru-RU"/>
+      <w14:ligatures w14:val="none"/>
     </w:rPr>
   </w:style>
 </w:styles>
